--- a/docs/entrega/PIT_atividade_preenchida.docx
+++ b/docs/entrega/PIT_atividade_preenchida.docx
@@ -1326,7 +1326,7 @@
           <w:rFonts w:ascii="Arial" w:hAnsi="Arial"/>
           <w:sz w:val="20"/>
         </w:rPr>
-        <w:t>Resultado final: 15 testes automatizados aprovados, zero falhas, cobertura total de 87% e console do navegador sem erros. Achados e correções estão resumidos abaixo.</w:t>
+        <w:t>Resultado final: 16 testes automatizados aprovados, zero falhas, cobertura total de 87% e console do navegador sem erros. Achados e correções estão resumidos abaixo.</w:t>
       </w:r>
     </w:p>
     <w:p>
